--- a/artigos/2026-10-23/artigo_simples_ibs_cbs.docx
+++ b/artigos/2026-10-23/artigo_simples_ibs_cbs.docx
@@ -31,49 +31,91 @@
         <w:t xml:space="preserve"> </w:t>
       </w:r>
       <w:r>
+        <w:t xml:space="preserve">a</w:t>
+      </w:r>
+      <w:r>
+        <w:t xml:space="preserve"> </w:t>
+      </w:r>
+      <w:r>
+        <w:t xml:space="preserve">decisão</w:t>
+      </w:r>
+      <w:r>
+        <w:t xml:space="preserve"> </w:t>
+      </w:r>
+      <w:r>
+        <w:t xml:space="preserve">que</w:t>
+      </w:r>
+      <w:r>
+        <w:t xml:space="preserve"> </w:t>
+      </w:r>
+      <w:r>
+        <w:t xml:space="preserve">vence</w:t>
+      </w:r>
+      <w:r>
+        <w:t xml:space="preserve"> </w:t>
+      </w:r>
+      <w:r>
+        <w:t xml:space="preserve">em</w:t>
+      </w:r>
+      <w:r>
+        <w:t xml:space="preserve"> </w:t>
+      </w:r>
+      <w:r>
+        <w:t xml:space="preserve">30</w:t>
+      </w:r>
+      <w:r>
+        <w:t xml:space="preserve"> </w:t>
+      </w:r>
+      <w:r>
+        <w:t xml:space="preserve">de</w:t>
+      </w:r>
+      <w:r>
+        <w:t xml:space="preserve"> </w:t>
+      </w:r>
+      <w:r>
+        <w:t xml:space="preserve">outubro</w:t>
+      </w:r>
+      <w:r>
+        <w:t xml:space="preserve"> </w:t>
+      </w:r>
+      <w:r>
+        <w:t xml:space="preserve">e</w:t>
+      </w:r>
+      <w:r>
+        <w:t xml:space="preserve"> </w:t>
+      </w:r>
+      <w:r>
+        <w:t xml:space="preserve">que</w:t>
+      </w:r>
+      <w:r>
+        <w:t xml:space="preserve"> </w:t>
+      </w:r>
+      <w:r>
+        <w:t xml:space="preserve">pode</w:t>
+      </w:r>
+      <w:r>
+        <w:t xml:space="preserve"> </w:t>
+      </w:r>
+      <w:r>
+        <w:t xml:space="preserve">redefinir</w:t>
+      </w:r>
+      <w:r>
+        <w:t xml:space="preserve"> </w:t>
+      </w:r>
+      <w:r>
         <w:t xml:space="preserve">o</w:t>
       </w:r>
       <w:r>
         <w:t xml:space="preserve"> </w:t>
       </w:r>
       <w:r>
-        <w:t xml:space="preserve">prazo</w:t>
-      </w:r>
-      <w:r>
-        <w:t xml:space="preserve"> </w:t>
-      </w:r>
-      <w:r>
-        <w:t xml:space="preserve">para</w:t>
-      </w:r>
-      <w:r>
-        <w:t xml:space="preserve"> </w:t>
-      </w:r>
-      <w:r>
-        <w:t xml:space="preserve">optar</w:t>
-      </w:r>
-      <w:r>
-        <w:t xml:space="preserve"> </w:t>
-      </w:r>
-      <w:r>
-        <w:t xml:space="preserve">pelo</w:t>
-      </w:r>
-      <w:r>
-        <w:t xml:space="preserve"> </w:t>
-      </w:r>
-      <w:r>
-        <w:t xml:space="preserve">regime</w:t>
-      </w:r>
-      <w:r>
-        <w:t xml:space="preserve"> </w:t>
-      </w:r>
-      <w:r>
-        <w:t xml:space="preserve">regular</w:t>
-      </w:r>
-      <w:r>
-        <w:t xml:space="preserve"> </w:t>
-      </w:r>
-      <w:r>
-        <w:t xml:space="preserve">termina</w:t>
+        <w:t xml:space="preserve">seu</w:t>
+      </w:r>
+      <w:r>
+        <w:t xml:space="preserve"> </w:t>
+      </w:r>
+      <w:r>
+        <w:t xml:space="preserve">preço</w:t>
       </w:r>
       <w:r>
         <w:t xml:space="preserve"> </w:t>
@@ -85,80 +127,52 @@
         <w:t xml:space="preserve"> </w:t>
       </w:r>
       <w:r>
-        <w:t xml:space="preserve">30</w:t>
-      </w:r>
-      <w:r>
-        <w:t xml:space="preserve"> </w:t>
-      </w:r>
-      <w:r>
-        <w:t xml:space="preserve">de</w:t>
-      </w:r>
-      <w:r>
-        <w:t xml:space="preserve"> </w:t>
-      </w:r>
-      <w:r>
-        <w:t xml:space="preserve">outubro</w:t>
+        <w:t xml:space="preserve">2027</w:t>
       </w:r>
     </w:p>
     <w:p>
       <w:pPr>
         <w:pStyle w:val="FirstParagraph"/>
       </w:pPr>
+      <w:r>
+        <w:rPr>
+          <w:iCs/>
+          <w:i/>
+        </w:rPr>
+        <w:t xml:space="preserve">Análise jurídico-tributária e de mercado para empresas optantes pelo Simples Nacional</w:t>
+      </w:r>
+    </w:p>
+    <w:bookmarkStart w:id="20" w:name="resumo-executivo"/>
+    <w:p>
+      <w:pPr>
+        <w:pStyle w:val="Heading2"/>
+      </w:pPr>
+      <w:r>
+        <w:t xml:space="preserve">Resumo executivo</w:t>
+      </w:r>
+    </w:p>
+    <w:p>
+      <w:pPr>
+        <w:pStyle w:val="FirstParagraph"/>
+      </w:pPr>
+      <w:r>
+        <w:t xml:space="preserve">Empresas do Simples Nacional têm até</w:t>
+      </w:r>
+      <w:r>
+        <w:t xml:space="preserve"> </w:t>
+      </w:r>
       <w:r>
         <w:rPr>
           <w:bCs/>
           <w:b/>
         </w:rPr>
-        <w:t xml:space="preserve">Resumo:</w:t>
-      </w:r>
-      <w:r>
-        <w:t xml:space="preserve"> </w:t>
-      </w:r>
-      <w:r>
-        <w:t xml:space="preserve">empresas optantes pelo Simples Nacional têm até 30 de outubro de 2026 para decidir se recolherão IBS e CBS pelo regime regular em 2027. Quem não decide permanece com IBS e CBS dentro do DAS. A escolha afeta preço, crédito de clientes PJ e fluxo de caixa.</w:t>
-      </w:r>
-    </w:p>
-    <w:bookmarkStart w:id="20" w:name="o-que-está-em-jogo"/>
-    <w:p>
-      <w:pPr>
-        <w:pStyle w:val="Heading2"/>
-      </w:pPr>
-      <w:r>
-        <w:t xml:space="preserve">O que está em jogo</w:t>
-      </w:r>
-    </w:p>
-    <w:p>
-      <w:pPr>
-        <w:pStyle w:val="FirstParagraph"/>
-      </w:pPr>
-      <w:r>
-        <w:t xml:space="preserve">A Resolução CGSN nº 194/2026 prorrogou para 30 de outubro de 2026 o prazo para a empresa do Simples Nacional optar pelo regime regular de IBS e CBS, com efeitos a partir de 1º de janeiro de 2027. A opção é feita no Portal do Simples Nacional, com conta gov.br de nível prata ou ouro.</w:t>
-      </w:r>
-    </w:p>
-    <w:p>
-      <w:pPr>
-        <w:pStyle w:val="BodyText"/>
-      </w:pPr>
-      <w:r>
-        <w:t xml:space="preserve">Até 20 de outubro, a Receita Federal contabilizava cerca de 917 mil solicitações de opção pelo regime regular.</w:t>
-      </w:r>
-    </w:p>
-    <w:bookmarkEnd w:id="20"/>
-    <w:bookmarkStart w:id="21" w:name="como-decidir"/>
-    <w:p>
-      <w:pPr>
-        <w:pStyle w:val="Heading2"/>
-      </w:pPr>
-      <w:r>
-        <w:t xml:space="preserve">Como decidir</w:t>
-      </w:r>
-    </w:p>
-    <w:p>
-      <w:pPr>
-        <w:pStyle w:val="FirstParagraph"/>
-      </w:pPr>
-      <w:r>
-        <w:t xml:space="preserve">A pergunta central é:</w:t>
+        <w:t xml:space="preserve">30 de outubro de 2026</w:t>
+      </w:r>
+      <w:r>
+        <w:t xml:space="preserve"> </w:t>
+      </w:r>
+      <w:r>
+        <w:t xml:space="preserve">para decidir se recolherão IBS e CBS pelo</w:t>
       </w:r>
       <w:r>
         <w:t xml:space="preserve"> </w:t>
@@ -168,7 +182,302 @@
           <w:bCs/>
           <w:b/>
         </w:rPr>
-        <w:t xml:space="preserve">quem compra de você?</w:t>
+        <w:t xml:space="preserve">regime regular</w:t>
+      </w:r>
+      <w:r>
+        <w:t xml:space="preserve"> </w:t>
+      </w:r>
+      <w:r>
+        <w:t xml:space="preserve">a partir de 1º de janeiro de 2027, conforme a Resolução CGSN nº 194/2026, que prorrogou o prazo original de 30 de setembro. Quem não opta continua com IBS e CBS dentro do DAS. A decisão parece formal, mas é estratégica: ela mexe na capacidade de a empresa</w:t>
+      </w:r>
+      <w:r>
+        <w:t xml:space="preserve"> </w:t>
+      </w:r>
+      <w:r>
+        <w:rPr>
+          <w:bCs/>
+          <w:b/>
+        </w:rPr>
+        <w:t xml:space="preserve">transferir crédito a clientes pessoas jurídicas</w:t>
+      </w:r>
+      <w:r>
+        <w:t xml:space="preserve">, na formação de preço, no caixa e na rotina fiscal. Em números oficiais, até 20 de outubro a Receita Federal contabilizava cerca de 917 mil solicitações de opção pelo regime regular, um volume que indica que parte do mercado já enxergou a vantagem competitiva do crédito.</w:t>
+      </w:r>
+    </w:p>
+    <w:bookmarkEnd w:id="20"/>
+    <w:bookmarkStart w:id="21" w:name="o-que-muda-e-por-que-o-prazo-importa"/>
+    <w:p>
+      <w:pPr>
+        <w:pStyle w:val="Heading2"/>
+      </w:pPr>
+      <w:r>
+        <w:t xml:space="preserve">1. O que muda e por que o prazo importa</w:t>
+      </w:r>
+    </w:p>
+    <w:p>
+      <w:pPr>
+        <w:pStyle w:val="FirstParagraph"/>
+      </w:pPr>
+      <w:r>
+        <w:t xml:space="preserve">Até aqui, o Simples Nacional era uma escolha de simplicidade: uma guia única, alíquota conhecida, pouca apuração. A reforma tributária introduz uma variável nova. IBS e CBS são tributos não cumulativos, em que o imposto pago em uma etapa gera crédito na seguinte. O optante do Simples que permanece no DAS transfere ao comprador, em regra, apenas o crédito correspondente ao que foi efetivamente recolhido dentro do Simples. O optante pelo regime regular recolhe IBS e CBS por apuração própria e transfere crédito cheio, conforme as alíquotas incidentes na operação.</w:t>
+      </w:r>
+    </w:p>
+    <w:p>
+      <w:pPr>
+        <w:pStyle w:val="BodyText"/>
+      </w:pPr>
+      <w:r>
+        <w:t xml:space="preserve">Em termos práticos, a empresa passa a ter</w:t>
+      </w:r>
+      <w:r>
+        <w:t xml:space="preserve"> </w:t>
+      </w:r>
+      <w:r>
+        <w:rPr>
+          <w:bCs/>
+          <w:b/>
+        </w:rPr>
+        <w:t xml:space="preserve">dois produtos tributários</w:t>
+      </w:r>
+      <w:r>
+        <w:t xml:space="preserve"> </w:t>
+      </w:r>
+      <w:r>
+        <w:t xml:space="preserve">diante do mercado: um com crédito reduzido e outro com crédito integral. O comprador PJ percebe a diferença na planilha de custos.</w:t>
+      </w:r>
+    </w:p>
+    <w:p>
+      <w:pPr>
+        <w:pStyle w:val="BodyText"/>
+      </w:pPr>
+      <w:r>
+        <w:t xml:space="preserve">Os efeitos valem a partir de 1º de janeiro de 2027, e a opção é feita no Portal do Simples Nacional, com conta gov.br de nível prata ou ouro. Por isso, não convém deixar a decisão para o último dia: falhas de acesso ou de cadastro podem inviabilizar a escolha.</w:t>
+      </w:r>
+    </w:p>
+    <w:bookmarkEnd w:id="21"/>
+    <w:bookmarkStart w:id="22" w:name="cinco-perguntas-que-ordenam-a-decisão"/>
+    <w:p>
+      <w:pPr>
+        <w:pStyle w:val="Heading2"/>
+      </w:pPr>
+      <w:r>
+        <w:t xml:space="preserve">2. Cinco perguntas que ordenam a decisão</w:t>
+      </w:r>
+    </w:p>
+    <w:p>
+      <w:pPr>
+        <w:pStyle w:val="FirstParagraph"/>
+      </w:pPr>
+      <w:r>
+        <w:rPr>
+          <w:bCs/>
+          <w:b/>
+        </w:rPr>
+        <w:t xml:space="preserve">a) Quem é o seu cliente?</w:t>
+      </w:r>
+      <w:r>
+        <w:t xml:space="preserve"> </w:t>
+      </w:r>
+      <w:r>
+        <w:t xml:space="preserve">Esta é a pergunta central. Se a carteira é majoritariamente de pessoas jurídicas que apuram IBS/CBS pelo regime regular, o crédito que você transfere compõe o custo de aquisição dele. Um fornecedor que entrega crédito menor tende a ser pressionado a reduzir preço para compensar. Se a carteira é de consumidores finais, o crédito é irrelevante para o comprador, e a vantagem do regime regular se resume ao seu próprio aproveitamento de créditos.</w:t>
+      </w:r>
+    </w:p>
+    <w:p>
+      <w:pPr>
+        <w:pStyle w:val="BodyText"/>
+      </w:pPr>
+      <w:r>
+        <w:rPr>
+          <w:bCs/>
+          <w:b/>
+        </w:rPr>
+        <w:t xml:space="preserve">b) Qual o peso de insumos e investimentos tributados na sua estrutura?</w:t>
+      </w:r>
+      <w:r>
+        <w:t xml:space="preserve"> </w:t>
+      </w:r>
+      <w:r>
+        <w:t xml:space="preserve">Empresas com muitos insumos, mercadorias para revenda, fretes e ativos adquiridos de contribuintes do regime regular aproveitam mais crédito. Já empresas de serviços intensivos em mão de obra, em que a folha não gera crédito, têm menos a recuperar e podem ver pouca ou nenhuma vantagem na migração.</w:t>
+      </w:r>
+    </w:p>
+    <w:p>
+      <w:pPr>
+        <w:pStyle w:val="BodyText"/>
+      </w:pPr>
+      <w:r>
+        <w:rPr>
+          <w:bCs/>
+          <w:b/>
+        </w:rPr>
+        <w:t xml:space="preserve">c) Qual a sua margem?</w:t>
+      </w:r>
+      <w:r>
+        <w:t xml:space="preserve"> </w:t>
+      </w:r>
+      <w:r>
+        <w:t xml:space="preserve">Quanto menor a margem, mais sensível a empresa é a qualquer diferença de carga ou de preço. Em margens apertadas, perder um cliente PJ por causa do crédito menor custa mais do que a complexidade administrativa do regime regular.</w:t>
+      </w:r>
+    </w:p>
+    <w:p>
+      <w:pPr>
+        <w:pStyle w:val="BodyText"/>
+      </w:pPr>
+      <w:r>
+        <w:rPr>
+          <w:bCs/>
+          <w:b/>
+        </w:rPr>
+        <w:t xml:space="preserve">d) A estrutura administrativa aguenta?</w:t>
+      </w:r>
+      <w:r>
+        <w:t xml:space="preserve"> </w:t>
+      </w:r>
+      <w:r>
+        <w:t xml:space="preserve">O regime regular exige apuração própria, escrituração e emissão de documentos fiscais com as novas informações. Se a empresa depende de um contador que ainda não se preparou, o custo e o risco de erro entram na conta.</w:t>
+      </w:r>
+    </w:p>
+    <w:p>
+      <w:pPr>
+        <w:pStyle w:val="BodyText"/>
+      </w:pPr>
+      <w:r>
+        <w:rPr>
+          <w:bCs/>
+          <w:b/>
+        </w:rPr>
+        <w:t xml:space="preserve">e) Há dependência de contratos de longo prazo?</w:t>
+      </w:r>
+      <w:r>
+        <w:t xml:space="preserve"> </w:t>
+      </w:r>
+      <w:r>
+        <w:t xml:space="preserve">Contratos com preço fixo e com cláusula de repasse tributário precisam ser lidos antes da decisão. Uma mudança de regime pode ativar, ou frustrar, mecanismos de reequilíbrio.</w:t>
+      </w:r>
+    </w:p>
+    <w:bookmarkEnd w:id="22"/>
+    <w:bookmarkStart w:id="23" w:name="insights-de-mercado"/>
+    <w:p>
+      <w:pPr>
+        <w:pStyle w:val="Heading2"/>
+      </w:pPr>
+      <w:r>
+        <w:t xml:space="preserve">3. Insights de mercado</w:t>
+      </w:r>
+    </w:p>
+    <w:p>
+      <w:pPr>
+        <w:pStyle w:val="FirstParagraph"/>
+      </w:pPr>
+      <w:r>
+        <w:rPr>
+          <w:bCs/>
+          <w:b/>
+        </w:rPr>
+        <w:t xml:space="preserve">O crédito virá a ser argumento comercial.</w:t>
+      </w:r>
+      <w:r>
+        <w:t xml:space="preserve"> </w:t>
+      </w:r>
+      <w:r>
+        <w:t xml:space="preserve">Na prática, o regime de tributação deixará de ser assunto interno e passará a constar de negociação, cadastro de fornecedores e</w:t>
+      </w:r>
+      <w:r>
+        <w:t xml:space="preserve"> </w:t>
+      </w:r>
+      <w:r>
+        <w:rPr>
+          <w:iCs/>
+          <w:i/>
+        </w:rPr>
+        <w:t xml:space="preserve">scorecards</w:t>
+      </w:r>
+      <w:r>
+        <w:t xml:space="preserve"> </w:t>
+      </w:r>
+      <w:r>
+        <w:t xml:space="preserve">de compras. Grandes compradores tendem a perguntar a seus fornecedores qual regime adotaram. É uma leitura de mercado, não uma regra legal, mas a lógica de custos a sustenta.</w:t>
+      </w:r>
+    </w:p>
+    <w:p>
+      <w:pPr>
+        <w:pStyle w:val="BodyText"/>
+      </w:pPr>
+      <w:r>
+        <w:rPr>
+          <w:bCs/>
+          <w:b/>
+        </w:rPr>
+        <w:t xml:space="preserve">Setores B2B tendem a sentir primeiro.</w:t>
+      </w:r>
+      <w:r>
+        <w:t xml:space="preserve"> </w:t>
+      </w:r>
+      <w:r>
+        <w:t xml:space="preserve">Indústria que fornece a outras indústrias, distribuição atacadista, agronegócio em cadeias integradas, tecnologia vendida a empresas e serviços corporativos de alto valor são os candidatos naturais à análise do regime regular. Varejo de consumo final e serviços pessoais tendem a ter menos incentivo.</w:t>
+      </w:r>
+    </w:p>
+    <w:p>
+      <w:pPr>
+        <w:pStyle w:val="BodyText"/>
+      </w:pPr>
+      <w:r>
+        <w:rPr>
+          <w:bCs/>
+          <w:b/>
+        </w:rPr>
+        <w:t xml:space="preserve">Há uma assimetria de informação.</w:t>
+      </w:r>
+      <w:r>
+        <w:t xml:space="preserve"> </w:t>
+      </w:r>
+      <w:r>
+        <w:t xml:space="preserve">Muitas micro e pequenas empresas ainda não simularam. Quem fizer a conta com dados reais ganha vantagem: ou protege uma carteira B2B, ou evita uma complexidade que não se paga.</w:t>
+      </w:r>
+    </w:p>
+    <w:p>
+      <w:pPr>
+        <w:pStyle w:val="BodyText"/>
+      </w:pPr>
+      <w:r>
+        <w:rPr>
+          <w:bCs/>
+          <w:b/>
+        </w:rPr>
+        <w:t xml:space="preserve">A decisão não é só tributária.</w:t>
+      </w:r>
+      <w:r>
+        <w:t xml:space="preserve"> </w:t>
+      </w:r>
+      <w:r>
+        <w:t xml:space="preserve">Ela envolve precificação, comercial, contratos e financeiro. Empresas que tratam o tema como</w:t>
+      </w:r>
+      <w:r>
+        <w:t xml:space="preserve"> </w:t>
+      </w:r>
+      <w:r>
+        <w:t xml:space="preserve">“</w:t>
+      </w:r>
+      <w:r>
+        <w:t xml:space="preserve">tarefa do contador</w:t>
+      </w:r>
+      <w:r>
+        <w:t xml:space="preserve">”</w:t>
+      </w:r>
+      <w:r>
+        <w:t xml:space="preserve"> </w:t>
+      </w:r>
+      <w:r>
+        <w:t xml:space="preserve">tendem a decidir por inércia.</w:t>
+      </w:r>
+    </w:p>
+    <w:bookmarkEnd w:id="23"/>
+    <w:bookmarkStart w:id="24" w:name="riscos-e-cuidados-jurídicos"/>
+    <w:p>
+      <w:pPr>
+        <w:pStyle w:val="Heading2"/>
+      </w:pPr>
+      <w:r>
+        <w:t xml:space="preserve">4. Riscos e cuidados jurídicos</w:t>
       </w:r>
     </w:p>
     <w:p>
@@ -184,13 +493,13 @@
           <w:bCs/>
           <w:b/>
         </w:rPr>
-        <w:t xml:space="preserve">Cliente é pessoa jurídica no regime regular:</w:t>
-      </w:r>
-      <w:r>
-        <w:t xml:space="preserve"> </w:t>
-      </w:r>
-      <w:r>
-        <w:t xml:space="preserve">ele só aproveita crédito de IBS/CBS na proporção recolhida pelo Simples. Se você fica no DAS, seu produto pode ficar menos competitivo. O regime regular tende a favorecer quem vende B2B.</w:t>
+        <w:t xml:space="preserve">Decisão por inércia.</w:t>
+      </w:r>
+      <w:r>
+        <w:t xml:space="preserve"> </w:t>
+      </w:r>
+      <w:r>
+        <w:t xml:space="preserve">Não agir também é decidir: a empresa segue no DAS, com a consequência competitiva descrita acima.</w:t>
       </w:r>
     </w:p>
     <w:p>
@@ -206,13 +515,13 @@
           <w:bCs/>
           <w:b/>
         </w:rPr>
-        <w:t xml:space="preserve">Cliente é consumidor final:</w:t>
-      </w:r>
-      <w:r>
-        <w:t xml:space="preserve"> </w:t>
-      </w:r>
-      <w:r>
-        <w:t xml:space="preserve">o crédito não importa ao comprador. Permanecer no DAS costuma preservar a simplicidade e a carga já conhecida.</w:t>
+        <w:t xml:space="preserve">Contratos.</w:t>
+      </w:r>
+      <w:r>
+        <w:t xml:space="preserve"> </w:t>
+      </w:r>
+      <w:r>
+        <w:t xml:space="preserve">Revise cláusulas de preço, repasse de tributos, reajuste e equilíbrio econômico-financeiro, sobretudo em contratos de fornecimento contínuo com clientes PJ. Considere aditivos que prevejam a hipótese de mudança de regime.</w:t>
       </w:r>
     </w:p>
     <w:p>
@@ -228,13 +537,13 @@
           <w:bCs/>
           <w:b/>
         </w:rPr>
-        <w:t xml:space="preserve">Margem e insumos:</w:t>
-      </w:r>
-      <w:r>
-        <w:t xml:space="preserve"> </w:t>
-      </w:r>
-      <w:r>
-        <w:t xml:space="preserve">empresa com muitos insumos tributados gera crédito relevante no regime regular. Empresa de serviços, com pouco insumo, tem menos a aproveitar.</w:t>
+        <w:t xml:space="preserve">Enquadramento.</w:t>
+      </w:r>
+      <w:r>
+        <w:t xml:space="preserve"> </w:t>
+      </w:r>
+      <w:r>
+        <w:t xml:space="preserve">O pedido de ingresso no Simples para 2027 encerrou em 15 de outubro. Segundo a Receita, pedidos indeferidos por pendência ainda podem ser regularizados até 30 de outubro.</w:t>
       </w:r>
     </w:p>
     <w:p>
@@ -250,23 +559,45 @@
           <w:bCs/>
           <w:b/>
         </w:rPr>
-        <w:t xml:space="preserve">Operação administrativa:</w:t>
-      </w:r>
-      <w:r>
-        <w:t xml:space="preserve"> </w:t>
-      </w:r>
-      <w:r>
-        <w:t xml:space="preserve">o regime regular exige apuração própria de IBS e CBS, escrituração e emissão de documentos fiscais com os novos campos.</w:t>
-      </w:r>
-    </w:p>
-    <w:bookmarkEnd w:id="21"/>
-    <w:bookmarkStart w:id="22" w:name="cuidados-práticos"/>
+        <w:t xml:space="preserve">Reversibilidade.</w:t>
+      </w:r>
+      <w:r>
+        <w:t xml:space="preserve"> </w:t>
+      </w:r>
+      <w:r>
+        <w:t xml:space="preserve">As fontes consultadas indicam que a opção pode ser desfeita, de forma irretratável, entre 3 de novembro e 20 de dezembro de 2026. Isso dá uma janela de reflexão, mas não deve ser tratada como plano B: confirme as condições no Portal do Simples Nacional antes de contar com ela.</w:t>
+      </w:r>
+    </w:p>
+    <w:p>
+      <w:pPr>
+        <w:numPr>
+          <w:ilvl w:val="0"/>
+          <w:numId w:val="1001"/>
+        </w:numPr>
+        <w:pStyle w:val="Compact"/>
+      </w:pPr>
+      <w:r>
+        <w:rPr>
+          <w:bCs/>
+          <w:b/>
+        </w:rPr>
+        <w:t xml:space="preserve">Documentação fiscal.</w:t>
+      </w:r>
+      <w:r>
+        <w:t xml:space="preserve"> </w:t>
+      </w:r>
+      <w:r>
+        <w:t xml:space="preserve">O ambiente de documentos fiscais já está mudando; a Receita informou que a maior parte das empresas obrigadas já exibe a CBS nas notas. Sistemas de emissão precisam estar prontos.</w:t>
+      </w:r>
+    </w:p>
+    <w:bookmarkEnd w:id="24"/>
+    <w:bookmarkStart w:id="25" w:name="roteiro-prático-para-esta-semana"/>
     <w:p>
       <w:pPr>
         <w:pStyle w:val="Heading2"/>
       </w:pPr>
       <w:r>
-        <w:t xml:space="preserve">Cuidados práticos</w:t>
+        <w:t xml:space="preserve">5. Roteiro prático para esta semana</w:t>
       </w:r>
     </w:p>
     <w:p>
@@ -278,17 +609,7 @@
         <w:pStyle w:val="Compact"/>
       </w:pPr>
       <w:r>
-        <w:rPr>
-          <w:bCs/>
-          <w:b/>
-        </w:rPr>
-        <w:t xml:space="preserve">Simule com dados reais:</w:t>
-      </w:r>
-      <w:r>
-        <w:t xml:space="preserve"> </w:t>
-      </w:r>
-      <w:r>
-        <w:t xml:space="preserve">compare a carga do DAS com a carga do regime regular, considerando créditos de compras e o perfil dos principais clientes.</w:t>
+        <w:t xml:space="preserve">Levante os dez maiores clientes por faturamento e classifique-os: PJ no regime regular, PJ no Simples ou consumidor final.</w:t>
       </w:r>
     </w:p>
     <w:p>
@@ -300,17 +621,7 @@
         <w:pStyle w:val="Compact"/>
       </w:pPr>
       <w:r>
-        <w:rPr>
-          <w:bCs/>
-          <w:b/>
-        </w:rPr>
-        <w:t xml:space="preserve">Consulte o contrato com clientes PJ:</w:t>
-      </w:r>
-      <w:r>
-        <w:t xml:space="preserve"> </w:t>
-      </w:r>
-      <w:r>
-        <w:t xml:space="preserve">cláusulas de repasse de tributos e de reequilíbrio de preço podem ser necessárias.</w:t>
+        <w:t xml:space="preserve">Levante os principais fornecedores e a parcela de compras tributada que geraria crédito.</w:t>
       </w:r>
     </w:p>
     <w:p>
@@ -322,17 +633,7 @@
         <w:pStyle w:val="Compact"/>
       </w:pPr>
       <w:r>
-        <w:rPr>
-          <w:bCs/>
-          <w:b/>
-        </w:rPr>
-        <w:t xml:space="preserve">Confirme o enquadramento:</w:t>
-      </w:r>
-      <w:r>
-        <w:t xml:space="preserve"> </w:t>
-      </w:r>
-      <w:r>
-        <w:t xml:space="preserve">o prazo para pedir ingresso no Simples para 2027 já encerrou em 15 de outubro; pedidos indeferidos por pendência podem ser regularizados até 30 de outubro.</w:t>
+        <w:t xml:space="preserve">Peça ao contador uma simulação comparativa de carga em 2027, com e sem a opção.</w:t>
       </w:r>
     </w:p>
     <w:p>
@@ -344,68 +645,70 @@
         <w:pStyle w:val="Compact"/>
       </w:pPr>
       <w:r>
+        <w:t xml:space="preserve">Consulte o jurídico sobre os contratos relevantes.</w:t>
+      </w:r>
+    </w:p>
+    <w:p>
+      <w:pPr>
+        <w:numPr>
+          <w:ilvl w:val="0"/>
+          <w:numId w:val="1002"/>
+        </w:numPr>
+        <w:pStyle w:val="Compact"/>
+      </w:pPr>
+      <w:r>
+        <w:t xml:space="preserve">Decida e registre a opção no Portal do Simples Nacional com folga, antes do dia 30.</w:t>
+      </w:r>
+    </w:p>
+    <w:bookmarkEnd w:id="25"/>
+    <w:bookmarkStart w:id="26" w:name="conclusão"/>
+    <w:p>
+      <w:pPr>
+        <w:pStyle w:val="Heading2"/>
+      </w:pPr>
+      <w:r>
+        <w:t xml:space="preserve">Conclusão</w:t>
+      </w:r>
+    </w:p>
+    <w:p>
+      <w:pPr>
+        <w:pStyle w:val="FirstParagraph"/>
+      </w:pPr>
+      <w:r>
+        <w:t xml:space="preserve">A janela é curta e a decisão tem efeito a partir de janeiro. Para empresas que vendem a outras empresas, o regime regular pode ser instrumento de competitividade; para quem vende ao consumidor final, o DAS pode continuar sendo o caminho mais racional. O que não se recomenda é decidir sem simulação.</w:t>
+      </w:r>
+    </w:p>
+    <w:p>
+      <w:pPr>
+        <w:pStyle w:val="BodyText"/>
+      </w:pPr>
+      <w:r>
+        <w:rPr>
+          <w:iCs/>
+          <w:i/>
+        </w:rPr>
+        <w:t xml:space="preserve">Texto informativo, sem caráter de consultoria individual. As projeções de comportamento de mercado são análises do autor. Confirme datas e condições na Receita Federal e no Portal do Simples Nacional.</w:t>
+      </w:r>
+    </w:p>
+    <w:p>
+      <w:pPr>
+        <w:pStyle w:val="BodyText"/>
+      </w:pPr>
+      <w:r>
         <w:rPr>
           <w:bCs/>
           <w:b/>
         </w:rPr>
-        <w:t xml:space="preserve">Reversão:</w:t>
-      </w:r>
-      <w:r>
-        <w:t xml:space="preserve"> </w:t>
-      </w:r>
-      <w:r>
-        <w:t xml:space="preserve">segundo as fontes consultadas, a opção pode ser desfeita, de forma irretratável, entre 3 e 20 de dezembro de 2026. Confirme as condições no Portal do Simples Nacional antes de decidir.</w:t>
-      </w:r>
-    </w:p>
-    <w:bookmarkEnd w:id="22"/>
-    <w:bookmarkStart w:id="23" w:name="conclusão"/>
-    <w:p>
-      <w:pPr>
-        <w:pStyle w:val="Heading2"/>
-      </w:pPr>
-      <w:r>
-        <w:t xml:space="preserve">Conclusão</w:t>
-      </w:r>
-    </w:p>
-    <w:p>
-      <w:pPr>
-        <w:pStyle w:val="FirstParagraph"/>
-      </w:pPr>
-      <w:r>
-        <w:t xml:space="preserve">Não existe resposta única. A decisão deve sair de uma simulação e da análise da carteira de clientes, e não de tendência de mercado. Restam poucos dias: vale revisar os números agora.</w:t>
-      </w:r>
-    </w:p>
-    <w:p>
-      <w:pPr>
-        <w:pStyle w:val="BodyText"/>
-      </w:pPr>
-      <w:r>
-        <w:rPr>
-          <w:iCs/>
-          <w:i/>
-        </w:rPr>
-        <w:t xml:space="preserve">Texto informativo, sem caráter de consultoria individual. Confirme datas e condições na Receita Federal e no Portal do Simples Nacional.</w:t>
-      </w:r>
-    </w:p>
-    <w:p>
-      <w:pPr>
-        <w:pStyle w:val="BodyText"/>
-      </w:pPr>
-      <w:r>
-        <w:rPr>
-          <w:bCs/>
-          <w:b/>
-        </w:rPr>
         <w:t xml:space="preserve">Fontes:</w:t>
       </w:r>
       <w:r>
         <w:t xml:space="preserve"> </w:t>
       </w:r>
       <w:r>
-        <w:t xml:space="preserve">Receita Federal / Ministério da Fazenda (gov.br); Resolução CGSN nº 194/2026, conforme noticiado por CBIC, Prefeitura de Porto Alegre (SMF) e reformatributaria.com.</w:t>
-      </w:r>
-    </w:p>
-    <w:bookmarkEnd w:id="23"/>
+        <w:t xml:space="preserve">Ministério da Fazenda e Receita Federal (gov.br); Resolução CGSN nº 194/2026, conforme noticiado por CBIC, Prefeitura de Porto Alegre (SMF) e reformatributaria.com.</w:t>
+      </w:r>
+    </w:p>
+    <w:bookmarkEnd w:id="26"/>
     <w:sectPr/>
   </w:body>
 </w:document>
@@ -512,82 +815,6 @@
       </w:pPr>
     </w:lvl>
   </w:abstractNum>
-  <w:abstractNum w:abstractNumId="991">
-    <w:nsid w:val="A991"/>
-    <w:multiLevelType w:val="multilevel"/>
-    <w:lvl w:ilvl="0">
-      <w:numFmt w:val="bullet"/>
-      <w:lvlText w:val="•"/>
-      <w:lvlJc w:val="left"/>
-      <w:pPr>
-        <w:ind w:left="720" w:hanging="480"/>
-      </w:pPr>
-    </w:lvl>
-    <w:lvl w:ilvl="1">
-      <w:numFmt w:val="bullet"/>
-      <w:lvlText w:val="–"/>
-      <w:lvlJc w:val="left"/>
-      <w:pPr>
-        <w:ind w:left="1440" w:hanging="480"/>
-      </w:pPr>
-    </w:lvl>
-    <w:lvl w:ilvl="2">
-      <w:numFmt w:val="bullet"/>
-      <w:lvlText w:val="•"/>
-      <w:lvlJc w:val="left"/>
-      <w:pPr>
-        <w:ind w:left="2160" w:hanging="480"/>
-      </w:pPr>
-    </w:lvl>
-    <w:lvl w:ilvl="3">
-      <w:numFmt w:val="bullet"/>
-      <w:lvlText w:val="–"/>
-      <w:lvlJc w:val="left"/>
-      <w:pPr>
-        <w:ind w:left="2880" w:hanging="480"/>
-      </w:pPr>
-    </w:lvl>
-    <w:lvl w:ilvl="4">
-      <w:numFmt w:val="bullet"/>
-      <w:lvlText w:val="•"/>
-      <w:lvlJc w:val="left"/>
-      <w:pPr>
-        <w:ind w:left="3600" w:hanging="480"/>
-      </w:pPr>
-    </w:lvl>
-    <w:lvl w:ilvl="5">
-      <w:numFmt w:val="bullet"/>
-      <w:lvlText w:val="–"/>
-      <w:lvlJc w:val="left"/>
-      <w:pPr>
-        <w:ind w:left="4320" w:hanging="480"/>
-      </w:pPr>
-    </w:lvl>
-    <w:lvl w:ilvl="6">
-      <w:numFmt w:val="bullet"/>
-      <w:lvlText w:val="•"/>
-      <w:lvlJc w:val="left"/>
-      <w:pPr>
-        <w:ind w:left="5040" w:hanging="480"/>
-      </w:pPr>
-    </w:lvl>
-    <w:lvl w:ilvl="7">
-      <w:numFmt w:val="bullet"/>
-      <w:lvlText w:val="–"/>
-      <w:lvlJc w:val="left"/>
-      <w:pPr>
-        <w:ind w:left="5760" w:hanging="480"/>
-      </w:pPr>
-    </w:lvl>
-    <w:lvl w:ilvl="8">
-      <w:numFmt w:val="bullet"/>
-      <w:lvlText w:val="•"/>
-      <w:lvlJc w:val="left"/>
-      <w:pPr>
-        <w:ind w:left="6480" w:hanging="480"/>
-      </w:pPr>
-    </w:lvl>
-  </w:abstractNum>
   <w:abstractNum w:abstractNumId="99411">
     <w:nsid w:val="A99411"/>
     <w:multiLevelType w:val="multilevel"/>
@@ -673,13 +900,86 @@
       </w:pPr>
     </w:lvl>
   </w:abstractNum>
+  <w:abstractNum w:abstractNumId="991">
+    <w:nsid w:val="A991"/>
+    <w:multiLevelType w:val="multilevel"/>
+    <w:lvl w:ilvl="0">
+      <w:numFmt w:val="bullet"/>
+      <w:lvlText w:val="•"/>
+      <w:lvlJc w:val="left"/>
+      <w:pPr>
+        <w:ind w:left="720" w:hanging="480"/>
+      </w:pPr>
+    </w:lvl>
+    <w:lvl w:ilvl="1">
+      <w:numFmt w:val="bullet"/>
+      <w:lvlText w:val="–"/>
+      <w:lvlJc w:val="left"/>
+      <w:pPr>
+        <w:ind w:left="1440" w:hanging="480"/>
+      </w:pPr>
+    </w:lvl>
+    <w:lvl w:ilvl="2">
+      <w:numFmt w:val="bullet"/>
+      <w:lvlText w:val="•"/>
+      <w:lvlJc w:val="left"/>
+      <w:pPr>
+        <w:ind w:left="2160" w:hanging="480"/>
+      </w:pPr>
+    </w:lvl>
+    <w:lvl w:ilvl="3">
+      <w:numFmt w:val="bullet"/>
+      <w:lvlText w:val="–"/>
+      <w:lvlJc w:val="left"/>
+      <w:pPr>
+        <w:ind w:left="2880" w:hanging="480"/>
+      </w:pPr>
+    </w:lvl>
+    <w:lvl w:ilvl="4">
+      <w:numFmt w:val="bullet"/>
+      <w:lvlText w:val="•"/>
+      <w:lvlJc w:val="left"/>
+      <w:pPr>
+        <w:ind w:left="3600" w:hanging="480"/>
+      </w:pPr>
+    </w:lvl>
+    <w:lvl w:ilvl="5">
+      <w:numFmt w:val="bullet"/>
+      <w:lvlText w:val="–"/>
+      <w:lvlJc w:val="left"/>
+      <w:pPr>
+        <w:ind w:left="4320" w:hanging="480"/>
+      </w:pPr>
+    </w:lvl>
+    <w:lvl w:ilvl="6">
+      <w:numFmt w:val="bullet"/>
+      <w:lvlText w:val="•"/>
+      <w:lvlJc w:val="left"/>
+      <w:pPr>
+        <w:ind w:left="5040" w:hanging="480"/>
+      </w:pPr>
+    </w:lvl>
+    <w:lvl w:ilvl="7">
+      <w:numFmt w:val="bullet"/>
+      <w:lvlText w:val="–"/>
+      <w:lvlJc w:val="left"/>
+      <w:pPr>
+        <w:ind w:left="5760" w:hanging="480"/>
+      </w:pPr>
+    </w:lvl>
+    <w:lvl w:ilvl="8">
+      <w:numFmt w:val="bullet"/>
+      <w:lvlText w:val="•"/>
+      <w:lvlJc w:val="left"/>
+      <w:pPr>
+        <w:ind w:left="6480" w:hanging="480"/>
+      </w:pPr>
+    </w:lvl>
+  </w:abstractNum>
   <w:num w:numId="1000">
     <w:abstractNumId w:val="990"/>
   </w:num>
   <w:num w:numId="1001">
-    <w:abstractNumId w:val="991"/>
-  </w:num>
-  <w:num w:numId="1002">
     <w:abstractNumId w:val="99411"/>
     <w:lvlOverride w:ilvl="0">
       <w:startOverride w:val="1"/>
@@ -708,6 +1008,9 @@
     <w:lvlOverride w:ilvl="8">
       <w:startOverride w:val="1"/>
     </w:lvlOverride>
+  </w:num>
+  <w:num w:numId="1002">
+    <w:abstractNumId w:val="991"/>
   </w:num>
 </w:numbering>
 </file>
